--- a/companies/hollowell-ip/Engagements/Price-Henson/Meeting Minutes 2025-05-21 - Price-Henson.docx
+++ b/companies/hollowell-ip/Engagements/Price-Henson/Meeting Minutes 2025-05-21 - Price-Henson.docx
@@ -7,12 +7,12 @@
         <w:pStyle w:val="Heading1"/>
       </w:pPr>
       <w:r>
-        <w:t>Meeting Minutes — Licensing Diligence for Price-Henson</w:t>
+        <w:t>Minutes of Working Session: Licensing Diligence for Price-Henson</w:t>
       </w:r>
     </w:p>
     <w:p>
       <w:r>
-        <w:t>Recorded by Richard Henderson. Working session on the licensing diligence for Price-Henson, held to review the coverage findings to date, settle the open title question, and set the work through the next several weeks.</w:t>
+        <w:t>Privileged and Confidential. Attorney-Client Communication.</w:t>
       </w:r>
     </w:p>
     <w:p>
@@ -28,7 +28,7 @@
         <w:pStyle w:val="ListBullet"/>
       </w:pPr>
       <w:r>
-        <w:t>David Chang, Patent Agent, Prosecution</w:t>
+        <w:t>Mary Bradley, Managing Partner</w:t>
       </w:r>
     </w:p>
     <w:p>
@@ -36,7 +36,15 @@
         <w:pStyle w:val="ListBullet"/>
       </w:pPr>
       <w:r>
-        <w:t>Richard Henderson, Patent Agent, Prosecution</w:t>
+        <w:t>David Chang, Patent Agent</w:t>
+      </w:r>
+    </w:p>
+    <w:p>
+      <w:pPr>
+        <w:pStyle w:val="ListBullet"/>
+      </w:pPr>
+      <w:r>
+        <w:t>Richard Henderson, Patent Agent</w:t>
       </w:r>
     </w:p>
     <w:p>
@@ -48,21 +56,8 @@
       </w:r>
     </w:p>
     <w:p>
-      <w:pPr>
-        <w:pStyle w:val="Heading2"/>
-      </w:pPr>
       <w:r>
-        <w:t>Where the Diligence Stands</w:t>
-      </w:r>
-    </w:p>
-    <w:p>
-      <w:r>
-        <w:t>The diligence is on schedule and no deadline is at risk. David Chang has mapped the license grant onto the issued claims for all but two families, and the coverage reconciles where the mapping is complete. The two families still open are the larger ones, with the longest prosecution histories, and their claim charts are in progress. Neither is date-critical in this window, and both are sequenced to close before the encumbrances work begins.</w:t>
-      </w:r>
-    </w:p>
-    <w:p>
-      <w:r>
-        <w:t>Chain of title is reconciled for most of the portfolio. One family carries a recorded assignment that does not match the priority claim. The gap is logged, and it is being run down against the office record. Until the chain is confirmed, the recorded date stays marked unconfirmed on the master list, and no conclusion for that family rests on it.</w:t>
+        <w:t>The session took Price-Henson through the results of the title and status review, which is complete for the United States families, and settled the order of the claim review that follows. Items are recorded in the order taken.</w:t>
       </w:r>
     </w:p>
     <w:p>
@@ -70,27 +65,37 @@
         <w:pStyle w:val="Heading2"/>
       </w:pPr>
       <w:r>
-        <w:t>Discussion</w:t>
+        <w:t>Matters Discussed</w:t>
       </w:r>
     </w:p>
     <w:p>
       <w:r>
-        <w:t>Tiffany Munoz asked how the open families affect the schedule and the budget. Richard Henderson set out the sequence. The two coverage charts close first, then the encumbrances search, then the written report. Nothing in the open items changes the delivery window, and the work to date is inside the fixed fee.</w:t>
+        <w:t>1. Chain of title. David Chang reported that the recorded chain runs from the inventors to the licensor for every family except one, in which a single inventor's assignment was never recorded. The licensor has produced that inventor's employment agreement, which uses present-tense assignment language, and Mary Bradley's preliminary view is that the agreement probably carries title; she nonetheless recommended a confirmatory assignment, executed and recorded before signing, so that the point does not rest on the agreement's wording.</w:t>
       </w:r>
     </w:p>
     <w:p>
       <w:r>
-        <w:t>The group reviewed the coverage findings family by family. The grant sits inside the issued claims on every family charted so far, and no charted family reaches subject matter the claims do not cover. One family showed a term narrowed during prosecution by more than the file summary indicated; David Chang traced the amendment in the file history and flagged it for the report so the company sees the narrowed scope on its face. Questions of infringement or validity that surface during the review are recorded and referred for an attorney opinion, not resolved in these sessions. The minutes note the question and the family it touches, and nothing more.</w:t>
+        <w:t>2. Status. Every issued patent on the schedule is in force, and no pending application has a response overdue. Richard Henderson noted that one continuation in the mechanical group was allowed over a terminal disclaimer tying it to its parent, which leaves the continuation enforceable only while the two remain commonly owned, and that the draft schedule lists only the parent.</w:t>
       </w:r>
     </w:p>
     <w:p>
       <w:r>
-        <w:t>David Chang raised the encumbrances search, which starts next. He will pull the recorded liens and security interests against each family, and any encumbrance found will be logged against the matter the day it is confirmed.</w:t>
+        <w:t>3. Security interest. The assignment record shows a security interest in favor of a lender against part of the portfolio, with no release of record. Tiffany Munoz asked whether this prevents the license from being signed; Mary Bradley answered that it does not necessarily, but that the lender's rights and any consent requirement must be understood first, and that a recorded release or the lender's written consent is the cleaner course.</w:t>
       </w:r>
     </w:p>
     <w:p>
       <w:r>
-        <w:t>The docket carried part of the session. Richard Henderson confirmed that the reviewed families sit on the matter docket with their dates reconciled against the office record, and that the weekly reconciliation continues until the report is delivered. Any date in question is raised the day it is found, not held for the next scheduled check.</w:t>
+        <w:t>4. Maintenance fees. Tiffany Munoz asked who will carry the maintenance fees that fall due during the license term and what they will amount to. David Chang will prepare a schedule of the upcoming fee windows by family from the docket, with the official fee for each, so that the allocation can be negotiated against actual amounts.</w:t>
+      </w:r>
+    </w:p>
+    <w:p>
+      <w:r>
+        <w:t>5. Claim review. The claim review begins with the firmware and control families, which David Chang will read against the product description Price-Henson supplied, and continues with the mechanical families under Richard Henderson. Mary Bradley asked that the readings be presented as findings and not as opinions on infringement or validity; any opinion will be given separately, in writing, if Price-Henson requests one. Tiffany Munoz confirmed that the product description already supplied is current and that she will tell the team if the design changes while the review is under way.</w:t>
+      </w:r>
+    </w:p>
+    <w:p>
+      <w:r>
+        <w:t>6. Foreign counterparts. The schedule lists foreign counterparts for several families, and the licensor handles their prosecution through its own foreign associates, so their status can be confirmed only from records the licensor holds. That work follows the United States review and will be reported in its own section of the findings memorandum.</w:t>
       </w:r>
     </w:p>
     <w:p>
@@ -98,7 +103,7 @@
         <w:pStyle w:val="Heading2"/>
       </w:pPr>
       <w:r>
-        <w:t>Action Items</w:t>
+        <w:t>Actions Agreed</w:t>
       </w:r>
     </w:p>
     <w:tbl>
@@ -108,27 +113,13 @@
         <w:tblLook w:firstColumn="1" w:firstRow="1" w:lastColumn="0" w:lastRow="0" w:noHBand="0" w:noVBand="1" w:val="04A0"/>
       </w:tblPr>
       <w:tblGrid>
-        <w:gridCol w:w="2880"/>
-        <w:gridCol w:w="2880"/>
-        <w:gridCol w:w="2880"/>
+        <w:gridCol w:w="4320"/>
+        <w:gridCol w:w="4320"/>
       </w:tblGrid>
       <w:tr>
         <w:tc>
           <w:tcPr>
-            <w:tcW w:type="dxa" w:w="2880"/>
-          </w:tcPr>
-          <w:p>
-            <w:r>
-              <w:rPr>
-                <w:b/>
-              </w:rPr>
-              <w:t>Item</w:t>
-            </w:r>
-          </w:p>
-        </w:tc>
-        <w:tc>
-          <w:tcPr>
-            <w:tcW w:type="dxa" w:w="2880"/>
+            <w:tcW w:type="dxa" w:w="4320"/>
           </w:tcPr>
           <w:p>
             <w:r>
@@ -141,14 +132,14 @@
         </w:tc>
         <w:tc>
           <w:tcPr>
-            <w:tcW w:type="dxa" w:w="2880"/>
+            <w:tcW w:type="dxa" w:w="4320"/>
           </w:tcPr>
           <w:p>
             <w:r>
               <w:rPr>
                 <w:b/>
               </w:rPr>
-              <w:t>Due</w:t>
+              <w:t>Action</w:t>
             </w:r>
           </w:p>
         </w:tc>
@@ -156,17 +147,29 @@
       <w:tr>
         <w:tc>
           <w:tcPr>
-            <w:tcW w:type="dxa" w:w="2880"/>
+            <w:tcW w:type="dxa" w:w="4320"/>
           </w:tcPr>
           <w:p>
             <w:r>
-              <w:t>Close the coverage charts for the two open families</w:t>
+              <w:t>Mary Bradley</w:t>
             </w:r>
           </w:p>
         </w:tc>
         <w:tc>
           <w:tcPr>
-            <w:tcW w:type="dxa" w:w="2880"/>
+            <w:tcW w:type="dxa" w:w="4320"/>
+          </w:tcPr>
+          <w:p>
+            <w:r>
+              <w:t>Write to the licensor's counsel requesting a confirmatory assignment for the unrecorded inventor, either a release from the lender or its written consent to the license, and the foreign file records for the scheduled counterparts.</w:t>
+            </w:r>
+          </w:p>
+        </w:tc>
+      </w:tr>
+      <w:tr>
+        <w:tc>
+          <w:tcPr>
+            <w:tcW w:type="dxa" w:w="4320"/>
           </w:tcPr>
           <w:p>
             <w:r>
@@ -176,11 +179,11 @@
         </w:tc>
         <w:tc>
           <w:tcPr>
-            <w:tcW w:type="dxa" w:w="2880"/>
+            <w:tcW w:type="dxa" w:w="4320"/>
           </w:tcPr>
           <w:p>
             <w:r>
-              <w:t>Two weeks</w:t>
+              <w:t>Prepare the maintenance fee schedule by family from the docket and send it to Tiffany Munoz.</w:t>
             </w:r>
           </w:p>
         </w:tc>
@@ -188,17 +191,29 @@
       <w:tr>
         <w:tc>
           <w:tcPr>
-            <w:tcW w:type="dxa" w:w="2880"/>
+            <w:tcW w:type="dxa" w:w="4320"/>
           </w:tcPr>
           <w:p>
             <w:r>
-              <w:t>Confirm the assignment chain on the mismatched family and correct the recorded date</w:t>
+              <w:t>David Chang</w:t>
             </w:r>
           </w:p>
         </w:tc>
         <w:tc>
           <w:tcPr>
-            <w:tcW w:type="dxa" w:w="2880"/>
+            <w:tcW w:type="dxa" w:w="4320"/>
+          </w:tcPr>
+          <w:p>
+            <w:r>
+              <w:t>Begin the claim reading on the firmware and control families against the product description.</w:t>
+            </w:r>
+          </w:p>
+        </w:tc>
+      </w:tr>
+      <w:tr>
+        <w:tc>
+          <w:tcPr>
+            <w:tcW w:type="dxa" w:w="4320"/>
           </w:tcPr>
           <w:p>
             <w:r>
@@ -208,11 +223,11 @@
         </w:tc>
         <w:tc>
           <w:tcPr>
-            <w:tcW w:type="dxa" w:w="2880"/>
+            <w:tcW w:type="dxa" w:w="4320"/>
           </w:tcPr>
           <w:p>
             <w:r>
-              <w:t>Two weeks</w:t>
+              <w:t>Mark up the draft patent schedule to add the terminally disclaimed continuation beside its parent, then begin the mechanical family reading.</w:t>
             </w:r>
           </w:p>
         </w:tc>
@@ -220,79 +235,29 @@
       <w:tr>
         <w:tc>
           <w:tcPr>
-            <w:tcW w:type="dxa" w:w="2880"/>
+            <w:tcW w:type="dxa" w:w="4320"/>
           </w:tcPr>
           <w:p>
             <w:r>
-              <w:t>Begin and complete the encumbrances search across the portfolio</w:t>
+              <w:t>Tiffany Munoz</w:t>
             </w:r>
           </w:p>
         </w:tc>
         <w:tc>
           <w:tcPr>
-            <w:tcW w:type="dxa" w:w="2880"/>
+            <w:tcW w:type="dxa" w:w="4320"/>
           </w:tcPr>
           <w:p>
             <w:r>
-              <w:t>David Chang</w:t>
-            </w:r>
-          </w:p>
-        </w:tc>
-        <w:tc>
-          <w:tcPr>
-            <w:tcW w:type="dxa" w:w="2880"/>
-          </w:tcPr>
-          <w:p>
-            <w:r>
-              <w:t>Before the next session</w:t>
-            </w:r>
-          </w:p>
-        </w:tc>
-      </w:tr>
-      <w:tr>
-        <w:tc>
-          <w:tcPr>
-            <w:tcW w:type="dxa" w:w="2880"/>
-          </w:tcPr>
-          <w:p>
-            <w:r>
-              <w:t>Send Tiffany Munoz a short note when the two coverage charts close</w:t>
-            </w:r>
-          </w:p>
-        </w:tc>
-        <w:tc>
-          <w:tcPr>
-            <w:tcW w:type="dxa" w:w="2880"/>
-          </w:tcPr>
-          <w:p>
-            <w:r>
-              <w:t>Richard Henderson</w:t>
-            </w:r>
-          </w:p>
-        </w:tc>
-        <w:tc>
-          <w:tcPr>
-            <w:tcW w:type="dxa" w:w="2880"/>
-          </w:tcPr>
-          <w:p>
-            <w:r>
-              <w:t>On completion</w:t>
+              <w:t>Confirm whether Price-Henson wants the security interest resolved before signing or addressed in the license terms.</w:t>
             </w:r>
           </w:p>
         </w:tc>
       </w:tr>
     </w:tbl>
     <w:p>
-      <w:pPr>
-        <w:pStyle w:val="Heading2"/>
-      </w:pPr>
       <w:r>
-        <w:t>Next Session</w:t>
-      </w:r>
-    </w:p>
-    <w:p>
-      <w:r>
-        <w:t>The next session will take the two coverage charts and the first encumbrances findings. Richard Henderson will circulate a short agenda beforehand, with the open title family listed first. No opinion on coverage will be represented to Price-Henson until the charts are complete and reviewed.</w:t>
+        <w:t>The next step is Mary Bradley's letter to the licensor's counsel on the unrecorded assignment and the security interest.</w:t>
       </w:r>
     </w:p>
     <w:sectPr>
